--- a/PP-salygos/templates/DPSP_LT_PASIULYMAS.docx
+++ b/PP-salygos/templates/DPSP_LT_PASIULYMAS.docx
@@ -72,7 +72,7 @@
           <w:bCs/>
           <w:lang w:eastAsia="lt-LT"/>
         </w:rPr>
-        <w:t>/ĮMONĖS PAVADINIMAS/</w:t>
+        <w:t>ĮMONĖS PAVADINIMAS</w:t>
       </w:r>
     </w:p>
     <w:p>
@@ -2296,6 +2296,7 @@
                 <w:rFonts w:ascii="Arial" w:hAnsi="Arial" w:cs="Arial"/>
                 <w:bCs/>
               </w:rPr>
+              <w:lastRenderedPageBreak/>
               <w:t>...</w:t>
             </w:r>
           </w:p>
@@ -2355,7 +2356,6 @@
           <w:spacing w:val="-4"/>
           <w:lang w:eastAsia="lt-LT"/>
         </w:rPr>
-        <w:lastRenderedPageBreak/>
         <w:t xml:space="preserve">2.1. </w:t>
       </w:r>
       <w:r>
@@ -4368,6 +4368,7 @@
           <w:i/>
           <w:iCs/>
         </w:rPr>
+        <w:lastRenderedPageBreak/>
         <w:t>*</w:t>
       </w:r>
       <w:r>
@@ -4451,7 +4452,6 @@
         <w:rPr>
           <w:rFonts w:ascii="Arial" w:hAnsi="Arial" w:cs="Arial"/>
         </w:rPr>
-        <w:lastRenderedPageBreak/>
         <w:t>6</w:t>
       </w:r>
       <w:r>
@@ -5791,6 +5791,7 @@
     </w:p>
     <w:sectPr>
       <w:headerReference w:type="default" r:id="rId10"/>
+      <w:footerReference w:type="default" r:id="rId11"/>
       <w:pgSz w:w="11900" w:h="16838"/>
       <w:pgMar w:top="1440" w:right="686" w:bottom="89" w:left="1418" w:header="0" w:footer="0" w:gutter="0"/>
       <w:cols w:space="720"/>
@@ -5887,6 +5888,61 @@
     </w:p>
   </w:endnote>
 </w:endnotes>
+</file>
+
+<file path=word/footer1.xml><?xml version="1.0" encoding="utf-8"?>
+<w:ftr xmlns:wpc="http://schemas.microsoft.com/office/word/2010/wordprocessingCanvas" xmlns:cx="http://schemas.microsoft.com/office/drawing/2014/chartex" xmlns:cx1="http://schemas.microsoft.com/office/drawing/2015/9/8/chartex" xmlns:cx2="http://schemas.microsoft.com/office/drawing/2015/10/21/chartex" xmlns:cx3="http://schemas.microsoft.com/office/drawing/2016/5/9/chartex" xmlns:cx4="http://schemas.microsoft.com/office/drawing/2016/5/10/chartex" xmlns:cx5="http://schemas.microsoft.com/office/drawing/2016/5/11/chartex" xmlns:cx6="http://schemas.microsoft.com/office/drawing/2016/5/12/chartex" xmlns:cx7="http://schemas.microsoft.com/office/drawing/2016/5/13/chartex" xmlns:cx8="http://schemas.microsoft.com/office/drawing/2016/5/14/chartex" xmlns:mc="http://schemas.openxmlformats.org/markup-compatibility/2006" xmlns:aink="http://schemas.microsoft.com/office/drawing/2016/ink" xmlns:am3d="http://schemas.microsoft.com/office/drawing/2017/model3d" xmlns:o="urn:schemas-microsoft-com:office:office" xmlns:oel="http://schemas.microsoft.com/office/2019/extlst" xmlns:r="http://schemas.openxmlformats.org/officeDocument/2006/relationships" xmlns:m="http://schemas.openxmlformats.org/officeDocument/2006/math" xmlns:v="urn:schemas-microsoft-com:vml" xmlns:wp14="http://schemas.microsoft.com/office/word/2010/wordprocessingDrawing" xmlns:wp="http://schemas.openxmlformats.org/drawingml/2006/wordprocessingDrawing" xmlns:w10="urn:schemas-microsoft-com:office:word" xmlns:w="http://schemas.openxmlformats.org/wordprocessingml/2006/main" xmlns:w14="http://schemas.microsoft.com/office/word/2010/wordml" xmlns:w15="http://schemas.microsoft.com/office/word/2012/wordml" xmlns:w16cex="http://schemas.microsoft.com/office/word/2018/wordml/cex" xmlns:w16cid="http://schemas.microsoft.com/office/word/2016/wordml/cid" xmlns:w16="http://schemas.microsoft.com/office/word/2018/wordml" xmlns:w16du="http://schemas.microsoft.com/office/word/2023/wordml/word16du" xmlns:w16sdtdh="http://schemas.microsoft.com/office/word/2020/wordml/sdtdatahash" xmlns:w16sdtfl="http://schemas.microsoft.com/office/word/2024/wordml/sdtformatlock" xmlns:w16se="http://schemas.microsoft.com/office/word/2015/wordml/symex" xmlns:wpg="http://schemas.microsoft.com/office/word/2010/wordprocessingGroup" xmlns:wpi="http://schemas.microsoft.com/office/word/2010/wordprocessingInk" xmlns:wne="http://schemas.microsoft.com/office/word/2006/wordml" xmlns:wps="http://schemas.microsoft.com/office/word/2010/wordprocessingShape" mc:Ignorable="w14 w15 w16se w16cid w16 w16cex w16sdtdh w16sdtfl w16du wp14">
+  <w:sdt>
+    <w:sdtPr>
+      <w:id w:val="2020577539"/>
+      <w:docPartObj>
+        <w:docPartGallery w:val="Page Numbers (Bottom of Page)"/>
+        <w:docPartUnique/>
+      </w:docPartObj>
+    </w:sdtPr>
+    <w:sdtContent>
+      <w:p>
+        <w:pPr>
+          <w:pStyle w:val="Footer"/>
+          <w:jc w:val="right"/>
+        </w:pPr>
+        <w:r>
+          <w:fldChar w:fldCharType="begin"/>
+        </w:r>
+        <w:r>
+          <w:instrText>PAGE   \* MERGEFORMAT</w:instrText>
+        </w:r>
+        <w:r>
+          <w:fldChar w:fldCharType="separate"/>
+        </w:r>
+        <w:r>
+          <w:t>2</w:t>
+        </w:r>
+        <w:r>
+          <w:fldChar w:fldCharType="end"/>
+        </w:r>
+      </w:p>
+    </w:sdtContent>
+  </w:sdt>
+  <w:p>
+    <w:pPr>
+      <w:pBdr>
+        <w:top w:val="nil"/>
+        <w:left w:val="nil"/>
+        <w:bottom w:val="nil"/>
+        <w:right w:val="nil"/>
+        <w:between w:val="nil"/>
+      </w:pBdr>
+      <w:tabs>
+        <w:tab w:val="center" w:pos="4680"/>
+        <w:tab w:val="right" w:pos="9360"/>
+      </w:tabs>
+      <w:rPr>
+        <w:color w:val="000000"/>
+      </w:rPr>
+    </w:pPr>
+  </w:p>
+</w:ftr>
 </file>
 
 <file path=word/footnotes.xml><?xml version="1.0" encoding="utf-8"?>

--- a/PP-salygos/templates/DPSP_LT_PASIULYMAS.docx
+++ b/PP-salygos/templates/DPSP_LT_PASIULYMAS.docx
@@ -1132,7 +1132,7 @@
         <w:rPr>
           <w:rFonts w:ascii="Arial" w:hAnsi="Arial" w:cs="Arial"/>
         </w:rPr>
-        <w:t xml:space="preserve"> sąlygose nustatytomis Pirkimo procedūromis ir būsimos Sutarties sąlygomis. </w:t>
+        <w:t xml:space="preserve">sąlygose nustatytomis Pirkimo procedūromis ir būsimos Sutarties sąlygomis. </w:t>
       </w:r>
     </w:p>
     <w:p>
@@ -1168,7 +1168,7 @@
         <w:rPr>
           <w:rFonts w:ascii="Arial" w:hAnsi="Arial" w:cs="Arial"/>
         </w:rPr>
-        <w:t xml:space="preserve"> sąlygų, taip pat Techninės specifikacijos reikalavimus, mūsų Pasiūlymas juos visiškai atitinka ir įsipareigojame jų laikytis vykdydami Sutartį. Taip pat įsipareigojame laikytis ir kitų Lietuvos Respublikoje galiojančių ir Pirkimo objektui bei Sutarčiai taikomų teisės aktų reikalavimų. </w:t>
+        <w:t xml:space="preserve">sąlygų, taip pat Techninės specifikacijos reikalavimus, mūsų Pasiūlymas juos visiškai atitinka ir įsipareigojame jų laikytis vykdydami Sutartį. Taip pat įsipareigojame laikytis ir kitų Lietuvos Respublikoje galiojančių ir Pirkimo objektui bei Sutarčiai taikomų teisės aktų reikalavimų. </w:t>
       </w:r>
     </w:p>
     <w:p>
@@ -1298,7 +1298,7 @@
           <w:rFonts w:ascii="Arial" w:hAnsi="Arial" w:cs="Arial"/>
           <w:lang w:eastAsia="zh-CN"/>
         </w:rPr>
-        <w:t>Užtikrinu, kad mano atstovaujamas Tiekėjas/ Tiekėjų grupės nariai ir jo pasitelkiami Subtiekėjai bei Ūkio subjektai, kurių pajėgumais remiamasi, bus susipažinę su 2025 m. rugpjūčio 1 d. EPSO-G valdybos patvirtintu EPSO-G įmonių grupės  partnerių etikos kodeksu</w:t>
+        <w:t>Užtikrinu, kad mano atstovaujamas Tiekėjas/ Tiekėjų grupės nariai ir jo pasitelkiami Subtiekėjai bei Ūkio subjektai, kurių pajėgumais remiamasi, bus susipažinę su 2025 m. rugpjūčio 1 d. EPSO-G valdybos patvirtintu EPSO-G įmonių grupės partnerių etikos kodeksu</w:t>
       </w:r>
       <w:r>
         <w:rPr>
@@ -1322,14 +1322,14 @@
           <w:rFonts w:ascii="Arial" w:hAnsi="Arial" w:cs="Arial"/>
           <w:lang w:eastAsia="zh-CN"/>
         </w:rPr>
-        <w:t xml:space="preserve"> </w:t>
+        <w:t xml:space="preserve"/>
       </w:r>
       <w:r>
         <w:rPr>
           <w:rFonts w:ascii="Arial" w:hAnsi="Arial" w:cs="Arial"/>
           <w:lang w:eastAsia="zh-CN"/>
         </w:rPr>
-        <w:t xml:space="preserve"> ir 2023 m. birželio 29 d. EPSO-G valdybos patvirtinta EPSO-G įmonių grupės antikorupcinės veiklos politika prieš vykdydami Sutartį.</w:t>
+        <w:t xml:space="preserve">ir 2023 m. birželio 29 d. EPSO-G valdybos patvirtinta EPSO-G įmonių grupės antikorupcinės veiklos politika prieš vykdydami Sutartį.</w:t>
       </w:r>
     </w:p>
     <w:p>
@@ -1929,7 +1929,7 @@
           <w:rFonts w:ascii="Arial" w:hAnsi="Arial" w:cs="Arial"/>
           <w:lang w:eastAsia="zh-CN"/>
         </w:rPr>
-        <w:t xml:space="preserve">Patvirtinu, kad Tiekėjui, Subtiekėjams, kuriuos esu pasitelkęs ar pasitelksiu ateityje, Ūkio subjektams, kurių pajėgumais remiuosi ar (ir) remsiuosi, prekių gamintojams ar juos kontroliuojantiems juridiniams ir (ar) fiziniams asmenims netaikomos  Jungtinių Tautų saugumo tarybos, Europos Sąjungos, kitų tarptautinių organizacijų, kurių narė yra arba kuriose dalyvauja Lietuvos Respublika ar Jungtinių Amerikos Valstijų sankcijos (ribojamosios priemonės). </w:t>
+        <w:t xml:space="preserve">Patvirtinu, kad Tiekėjui, Subtiekėjams, kuriuos esu pasitelkęs ar pasitelksiu ateityje, Ūkio subjektams, kurių pajėgumais remiuosi ar (ir) remsiuosi, prekių gamintojams ar juos kontroliuojantiems juridiniams ir (ar) fiziniams asmenims netaikomos Jungtinių Tautų saugumo tarybos, Europos Sąjungos, kitų tarptautinių organizacijų, kurių narė yra arba kuriose dalyvauja Lietuvos Respublika ar Jungtinių Amerikos Valstijų sankcijos (ribojamosios priemonės). </w:t>
       </w:r>
       <w:bookmarkEnd w:id="7"/>
     </w:p>
@@ -4897,7 +4897,7 @@
               <w:rPr>
                 <w:rFonts w:ascii="Arial" w:hAnsi="Arial" w:cs="Arial"/>
               </w:rPr>
-              <w:t>Tiekėjo EBVPD  ir pagrindžiantys dokumentai</w:t>
+              <w:t>Tiekėjo EBVPD ir pagrindžiantys dokumentai</w:t>
             </w:r>
             <w:r>
               <w:rPr>

--- a/PP-salygos/templates/DPSP_LT_PASIULYMAS.docx
+++ b/PP-salygos/templates/DPSP_LT_PASIULYMAS.docx
@@ -25,7 +25,7 @@
           <w:sz w:val="20"/>
           <w:szCs w:val="20"/>
         </w:rPr>
-        <w:t>Konkretaus pirkimo sąlygų</w:t>
+        <w:t xml:space="preserve">Konkretaus pirkimo sąlygų </w:t>
       </w:r>
       <w:r>
         <w:rPr>

--- a/PP-salygos/templates/DPSP_LT_PASIULYMAS.docx
+++ b/PP-salygos/templates/DPSP_LT_PASIULYMAS.docx
@@ -4562,7 +4562,7 @@
         <w:rPr>
           <w:rFonts w:ascii="Arial" w:hAnsi="Arial" w:cs="Arial"/>
         </w:rPr>
-        <w:t>5</w:t>
+        <w:t>4</w:t>
       </w:r>
       <w:r>
         <w:rPr>
@@ -4616,7 +4616,7 @@
           <w:spacing w:val="-4"/>
           <w:lang w:eastAsia="lt-LT"/>
         </w:rPr>
-        <w:t>5 lentelė</w:t>
+        <w:t>4 lentelė</w:t>
       </w:r>
     </w:p>
     <w:tbl>

--- a/PP-salygos/templates/DPSP_LT_PASIULYMAS.docx
+++ b/PP-salygos/templates/DPSP_LT_PASIULYMAS.docx
@@ -1745,7 +1745,7 @@
           <w:rFonts w:ascii="Arial" w:hAnsi="Arial" w:cs="Arial"/>
           <w:lang w:eastAsia="zh-CN"/>
         </w:rPr>
-        <w:t xml:space="preserve">b) mano atstovaujamas Tiekėjas (ir nė vienas iš Tiekėjų grupės narių) nėra juridinis asmuo, subjektas ar įstaiga, kurio nuosavybės teisės tiesiogiai ar netiesiogiai daugiau kaip 50 % priklauso Pasiūlymo </w:t>
+        <w:t xml:space="preserve">(b) mano atstovaujamas Tiekėjas (ir nė vienas iš Tiekėjų grupės narių) nėra juridinis asmuo, subjektas ar įstaiga, kurio nuosavybės teisės tiesiogiai ar netiesiogiai daugiau kaip 50 % priklauso Pasiūlymo </w:t>
       </w:r>
       <w:r>
         <w:rPr>
